--- a/Dimple-Saini-CV.docx
+++ b/Dimple-Saini-CV.docx
@@ -55,29 +55,17 @@
           <w:sz w:val="19"/>
           <w:szCs w:val="19"/>
         </w:rPr>
-        <w:t xml:space="preserve">linkedin.com/in/[your-handle]  •  </w:t>
-      </w:r>
+        <w:t>dk2212.github.io/</w:t>
+      </w:r>
+      <w:proofErr w:type="spellStart"/>
       <w:r>
         <w:rPr>
           <w:sz w:val="19"/>
           <w:szCs w:val="19"/>
         </w:rPr>
-        <w:t>github.com/DK2212</w:t>
-      </w:r>
-      <w:r>
-        <w:rPr>
-          <w:sz w:val="19"/>
-          <w:szCs w:val="19"/>
-        </w:rPr>
-        <w:t xml:space="preserve">  •  </w:t>
-      </w:r>
-      <w:r>
-        <w:rPr>
-          <w:sz w:val="19"/>
-          <w:szCs w:val="19"/>
-        </w:rPr>
-        <w:t>dk2212.github.io/DimpleSaini</w:t>
-      </w:r>
+        <w:t>DimpleSaini</w:t>
+      </w:r>
+      <w:proofErr w:type="spellEnd"/>
     </w:p>
     <w:p>
       <w:pPr>
@@ -128,10 +116,15 @@
         <w:spacing w:after="60" w:line="250" w:lineRule="auto"/>
       </w:pPr>
       <w:r>
-        <w:t>Senior .NET Full Stack Developer with 8+ years building and operating production enterprise systems for a national media organisation and the higher-education sector. Specialist in the full Microsoft stack (.NET Framework through .NET 9), Clean Architecture and Domain-Driven Design, RESTful APIs, real-time systems with SignalR, and secure authentication (JWT, OTP, RSA digital signing). Proven record of delivering platforms serving 2,000+ concurrent users, embedding LLM and AI services into live editorial pi</w:t>
-      </w:r>
-      <w:r>
-        <w:t>pelines, and leading a zero-downtime legacy modernisation against a live production database. Comfortable owning a system end to end — architecture, data modelling, security, CI/CD and production support.</w:t>
+        <w:t xml:space="preserve">Senior .NET Full Stack Developer with 8+ years building and operating production enterprise systems for a national media organisation and the higher-education sector. Specialist in the full Microsoft stack (.NET Framework through .NET 9), Clean Architecture and Domain-Driven Design, RESTful APIs, real-time systems with </w:t>
+      </w:r>
+      <w:proofErr w:type="spellStart"/>
+      <w:r>
+        <w:t>SignalR</w:t>
+      </w:r>
+      <w:proofErr w:type="spellEnd"/>
+      <w:r>
+        <w:t>, and secure authentication (JWT, OTP, RSA digital signing). Proven record of delivering platforms serving 2,000+ concurrent users, embedding LLM and AI services into live editorial pipelines, and leading a zero-downtime legacy modernisation against a live production database. Comfortable owning a system end to end — architecture, data modelling, security, CI/CD and production support.</w:t>
       </w:r>
     </w:p>
     <w:p>
@@ -257,8 +250,13 @@
         </w:rPr>
         <w:t xml:space="preserve">Real-Time &amp; Distributed: </w:t>
       </w:r>
-      <w:r>
-        <w:t>SignalR, distributed collector/agent architectures, multi-service systems, stream-health monitoring</w:t>
+      <w:proofErr w:type="spellStart"/>
+      <w:r>
+        <w:t>SignalR</w:t>
+      </w:r>
+      <w:proofErr w:type="spellEnd"/>
+      <w:r>
+        <w:t>, distributed collector/agent architectures, multi-service systems, stream-health monitoring</w:t>
       </w:r>
     </w:p>
     <w:p>
@@ -290,7 +288,23 @@
         <w:t xml:space="preserve">AI &amp; LLM Integration: </w:t>
       </w:r>
       <w:r>
-        <w:t>OpenAI API, multi-provider LLM orchestration (Anthropic Claude, Groq, Google Gemini, Mistral, OpenRouter, local inference via Ollama), agentic pipeline design, AI video-generation APIs, speech-to-text (Web Speech API, Google Speech Recognition)</w:t>
+        <w:t xml:space="preserve">OpenAI API, multi-provider LLM orchestration (Anthropic Claude, Groq, Google Gemini, Mistral, </w:t>
+      </w:r>
+      <w:proofErr w:type="spellStart"/>
+      <w:r>
+        <w:t>OpenRouter</w:t>
+      </w:r>
+      <w:proofErr w:type="spellEnd"/>
+      <w:r>
+        <w:t xml:space="preserve">, local inference via </w:t>
+      </w:r>
+      <w:proofErr w:type="spellStart"/>
+      <w:r>
+        <w:t>Ollama</w:t>
+      </w:r>
+      <w:proofErr w:type="spellEnd"/>
+      <w:r>
+        <w:t>), agentic pipeline design, AI video-generation APIs, speech-to-text (Web Speech API, Google Speech Recognition)</w:t>
       </w:r>
     </w:p>
     <w:p>
@@ -322,7 +336,15 @@
         <w:t xml:space="preserve">Security: </w:t>
       </w:r>
       <w:r>
-        <w:t>JWT and OTP authentication, RSA digital signing, BCrypt hashing, API-key auth, IP whitelisting, replay-attack protection, RBAC, device fingerprinting</w:t>
+        <w:t xml:space="preserve">JWT and OTP authentication, RSA digital signing, </w:t>
+      </w:r>
+      <w:proofErr w:type="spellStart"/>
+      <w:r>
+        <w:t>BCrypt</w:t>
+      </w:r>
+      <w:proofErr w:type="spellEnd"/>
+      <w:r>
+        <w:t xml:space="preserve"> hashing, API-key auth, IP whitelisting, replay-attack protection, RBAC, device fingerprinting</w:t>
       </w:r>
     </w:p>
     <w:p>
@@ -338,8 +360,13 @@
         <w:t xml:space="preserve">DevOps &amp; Tooling: </w:t>
       </w:r>
       <w:r>
-        <w:t>GitHub Actions CI/CD, Git, IIS deployment and production server configuration, Postman, Swagger / OpenAPI</w:t>
-      </w:r>
+        <w:t xml:space="preserve">GitHub Actions CI/CD, Git, IIS deployment and production server configuration, Postman, Swagger / </w:t>
+      </w:r>
+      <w:proofErr w:type="spellStart"/>
+      <w:r>
+        <w:t>OpenAPI</w:t>
+      </w:r>
+      <w:proofErr w:type="spellEnd"/>
     </w:p>
     <w:p>
       <w:pPr>
@@ -515,7 +542,15 @@
         <w:spacing w:after="55" w:line="250" w:lineRule="auto"/>
       </w:pPr>
       <w:r>
-        <w:t>Designed an internal application gateway and governance portal (.NET 9) with reverse-proxy middleware, JWT auth, device fingerprinting and a SignalR real-time dashboard, centralising access to internal enterprise tools.</w:t>
+        <w:t xml:space="preserve">Designed an internal application gateway and governance portal (.NET 9) with reverse-proxy middleware, JWT auth, device fingerprinting and a </w:t>
+      </w:r>
+      <w:proofErr w:type="spellStart"/>
+      <w:r>
+        <w:t>SignalR</w:t>
+      </w:r>
+      <w:proofErr w:type="spellEnd"/>
+      <w:r>
+        <w:t xml:space="preserve"> real-time dashboard, centralising access to internal enterprise tools.</w:t>
       </w:r>
     </w:p>
     <w:p>
@@ -528,7 +563,15 @@
         <w:spacing w:after="55" w:line="250" w:lineRule="auto"/>
       </w:pPr>
       <w:r>
-        <w:t>Led a zero-downtime migration of the legacy ASP.NET Web Forms Stringer Management System to ASP.NET Core (.NET 8) Razor Pages against the live production database, using an additive-only schema strategy with full audit trail and role-based dashboards (SuperAdmin / HR / Assignment / Editor).</w:t>
+        <w:t>Led a zero-downtime migration of the legacy ASP.NET Web Forms Stringer Management System to ASP.NET Core (.NET 8) Razor Pages against the live production database, using an additive-only schema strategy with full audit trail and role-based dashboards (</w:t>
+      </w:r>
+      <w:proofErr w:type="spellStart"/>
+      <w:r>
+        <w:t>SuperAdmin</w:t>
+      </w:r>
+      <w:proofErr w:type="spellEnd"/>
+      <w:r>
+        <w:t xml:space="preserve"> / HR / Assignment / Editor).</w:t>
       </w:r>
     </w:p>
     <w:p>
@@ -688,7 +731,23 @@
           <w:b/>
           <w:bCs/>
         </w:rPr>
-        <w:t>Live AI Fact-Checker Browser Extension (FakeCheck)</w:t>
+        <w:t>Live AI Fact-Checker Browser Extension (</w:t>
+      </w:r>
+      <w:proofErr w:type="spellStart"/>
+      <w:r>
+        <w:rPr>
+          <w:b/>
+          <w:bCs/>
+        </w:rPr>
+        <w:t>FakeCheck</w:t>
+      </w:r>
+      <w:proofErr w:type="spellEnd"/>
+      <w:r>
+        <w:rPr>
+          <w:b/>
+          <w:bCs/>
+        </w:rPr>
+        <w:t>)</w:t>
       </w:r>
       <w:r>
         <w:rPr>
@@ -706,7 +765,23 @@
         <w:spacing w:before="20" w:line="250" w:lineRule="auto"/>
       </w:pPr>
       <w:r>
-        <w:t>Real-time extension that transcribes live speech (Web Speech API / AudioWorklet) and runs an agentic LLM pipeline to verify claims with confidence scores and sources. Pluggable architecture supporting six LLM providers, including local inference via Ollama. Cross-browser: Chrome, Edge, Brave, Opera and Firefox.</w:t>
+        <w:t xml:space="preserve">Real-time extension that transcribes live speech (Web Speech API / </w:t>
+      </w:r>
+      <w:proofErr w:type="spellStart"/>
+      <w:r>
+        <w:t>AudioWorklet</w:t>
+      </w:r>
+      <w:proofErr w:type="spellEnd"/>
+      <w:r>
+        <w:t xml:space="preserve">) and runs an agentic LLM pipeline to verify claims with confidence scores and sources. Pluggable architecture supporting six LLM providers, including local inference via </w:t>
+      </w:r>
+      <w:proofErr w:type="spellStart"/>
+      <w:r>
+        <w:t>Ollama</w:t>
+      </w:r>
+      <w:proofErr w:type="spellEnd"/>
+      <w:r>
+        <w:t>. Cross-browser: Chrome, Edge, Brave, Opera and Firefox.</w:t>
       </w:r>
     </w:p>
     <w:p>
@@ -737,7 +812,15 @@
         <w:spacing w:before="20" w:line="250" w:lineRule="auto"/>
       </w:pPr>
       <w:r>
-        <w:t>Browser-based arcade racer built on a WASM physics engine, featuring a raycast vehicle controller, drift and nitro mechanics, HDRI-based PBR rendering and post-processing — demonstrating real-time simulation and graphics-engine depth.</w:t>
+        <w:t xml:space="preserve">Browser-based arcade racer built on a WASM physics engine, featuring a </w:t>
+      </w:r>
+      <w:proofErr w:type="spellStart"/>
+      <w:r>
+        <w:t>raycast</w:t>
+      </w:r>
+      <w:proofErr w:type="spellEnd"/>
+      <w:r>
+        <w:t xml:space="preserve"> vehicle controller, drift and nitro mechanics, HDRI-based PBR rendering and post-processing — demonstrating real-time simulation and graphics-engine depth.</w:t>
       </w:r>
     </w:p>
     <w:p>

--- a/Dimple-Saini-CV.docx
+++ b/Dimple-Saini-CV.docx
@@ -29,7 +29,25 @@
           <w:sz w:val="21"/>
           <w:szCs w:val="21"/>
         </w:rPr>
-        <w:t>Senior .NET Full Stack Developer  |  Cloud, Real-Time &amp; AI-Integrated Systems</w:t>
+        <w:t xml:space="preserve">Senior .NET Full Stack </w:t>
+      </w:r>
+      <w:proofErr w:type="gramStart"/>
+      <w:r>
+        <w:rPr>
+          <w:color w:val="4A4A4A"/>
+          <w:sz w:val="21"/>
+          <w:szCs w:val="21"/>
+        </w:rPr>
+        <w:t>Developer  |</w:t>
+      </w:r>
+      <w:proofErr w:type="gramEnd"/>
+      <w:r>
+        <w:rPr>
+          <w:color w:val="4A4A4A"/>
+          <w:sz w:val="21"/>
+          <w:szCs w:val="21"/>
+        </w:rPr>
+        <w:t xml:space="preserve">  Cloud, Real-Time &amp; AI-Integrated Systems</w:t>
       </w:r>
     </w:p>
     <w:p>
@@ -42,7 +60,39 @@
           <w:sz w:val="19"/>
           <w:szCs w:val="19"/>
         </w:rPr>
-        <w:t>+91 7206458740  •  dimplekumarsaini9@gmail.com  •  Kurukshetra, India</w:t>
+        <w:t xml:space="preserve">+91 </w:t>
+      </w:r>
+      <w:proofErr w:type="gramStart"/>
+      <w:r>
+        <w:rPr>
+          <w:sz w:val="19"/>
+          <w:szCs w:val="19"/>
+        </w:rPr>
+        <w:t>7206458740  •</w:t>
+      </w:r>
+      <w:proofErr w:type="gramEnd"/>
+      <w:r>
+        <w:rPr>
+          <w:sz w:val="19"/>
+          <w:szCs w:val="19"/>
+        </w:rPr>
+        <w:t xml:space="preserve">  </w:t>
+      </w:r>
+      <w:proofErr w:type="gramStart"/>
+      <w:r>
+        <w:rPr>
+          <w:sz w:val="19"/>
+          <w:szCs w:val="19"/>
+        </w:rPr>
+        <w:t>dimplekumarsaini9@gmail.com  •</w:t>
+      </w:r>
+      <w:proofErr w:type="gramEnd"/>
+      <w:r>
+        <w:rPr>
+          <w:sz w:val="19"/>
+          <w:szCs w:val="19"/>
+        </w:rPr>
+        <w:t xml:space="preserve">  Kurukshetra, India</w:t>
       </w:r>
     </w:p>
     <w:p>
@@ -80,7 +130,51 @@
           <w:sz w:val="18"/>
           <w:szCs w:val="18"/>
         </w:rPr>
-        <w:t>Indian national based in India  •  Open to relocation to the UK  •  Requires Skilled Worker visa sponsorship</w:t>
+        <w:t xml:space="preserve">Indian national based in </w:t>
+      </w:r>
+      <w:proofErr w:type="gramStart"/>
+      <w:r>
+        <w:rPr>
+          <w:i/>
+          <w:iCs/>
+          <w:color w:val="4A4A4A"/>
+          <w:sz w:val="18"/>
+          <w:szCs w:val="18"/>
+        </w:rPr>
+        <w:t>India  •</w:t>
+      </w:r>
+      <w:proofErr w:type="gramEnd"/>
+      <w:r>
+        <w:rPr>
+          <w:i/>
+          <w:iCs/>
+          <w:color w:val="4A4A4A"/>
+          <w:sz w:val="18"/>
+          <w:szCs w:val="18"/>
+        </w:rPr>
+        <w:t xml:space="preserve">  Open to relocation to the </w:t>
+      </w:r>
+      <w:proofErr w:type="gramStart"/>
+      <w:r>
+        <w:rPr>
+          <w:i/>
+          <w:iCs/>
+          <w:color w:val="4A4A4A"/>
+          <w:sz w:val="18"/>
+          <w:szCs w:val="18"/>
+        </w:rPr>
+        <w:t>UK  •</w:t>
+      </w:r>
+      <w:proofErr w:type="gramEnd"/>
+      <w:r>
+        <w:rPr>
+          <w:i/>
+          <w:iCs/>
+          <w:color w:val="4A4A4A"/>
+          <w:sz w:val="18"/>
+          <w:szCs w:val="18"/>
+        </w:rPr>
+        <w:t xml:space="preserve">  Requires Skilled Worker visa sponsorship</w:t>
       </w:r>
     </w:p>
     <w:p>
@@ -114,6 +208,7 @@
     <w:p>
       <w:pPr>
         <w:spacing w:after="60" w:line="250" w:lineRule="auto"/>
+        <w:jc w:val="both"/>
       </w:pPr>
       <w:r>
         <w:t xml:space="preserve">Senior .NET Full Stack Developer with 8+ years building and operating production enterprise systems for a national media organisation and the higher-education sector. Specialist in the full Microsoft stack (.NET Framework through .NET 9), Clean Architecture and Domain-Driven Design, RESTful APIs, real-time systems with </w:t>
@@ -155,6 +250,7 @@
           <w:numId w:val="2"/>
         </w:numPr>
         <w:spacing w:after="55" w:line="250" w:lineRule="auto"/>
+        <w:jc w:val="both"/>
       </w:pPr>
       <w:r>
         <w:t>Migrated a legacy ASP.NET Web Forms platform to ASP.NET Core (.NET 8) against the live production database with zero downtime and no schema fork.</w:t>
@@ -168,6 +264,7 @@
           <w:numId w:val="2"/>
         </w:numPr>
         <w:spacing w:after="55" w:line="250" w:lineRule="auto"/>
+        <w:jc w:val="both"/>
       </w:pPr>
       <w:r>
         <w:t>Optimised SQL Server queries and schema design to sustain 2,000+ concurrent users on live, public-facing election and analytics dashboards.</w:t>
@@ -181,6 +278,7 @@
           <w:numId w:val="2"/>
         </w:numPr>
         <w:spacing w:after="55" w:line="250" w:lineRule="auto"/>
+        <w:jc w:val="both"/>
       </w:pPr>
       <w:r>
         <w:t>Introduced AI-driven news processing and automated video generation into a national newsroom, materially reducing manual editorial effort.</w:t>
@@ -209,6 +307,7 @@
     <w:p>
       <w:pPr>
         <w:spacing w:after="55" w:line="250" w:lineRule="auto"/>
+        <w:jc w:val="both"/>
       </w:pPr>
       <w:r>
         <w:rPr>
@@ -225,6 +324,7 @@
     <w:p>
       <w:pPr>
         <w:spacing w:after="55" w:line="250" w:lineRule="auto"/>
+        <w:jc w:val="both"/>
       </w:pPr>
       <w:r>
         <w:rPr>
@@ -241,6 +341,7 @@
     <w:p>
       <w:pPr>
         <w:spacing w:after="55" w:line="250" w:lineRule="auto"/>
+        <w:jc w:val="both"/>
       </w:pPr>
       <w:r>
         <w:rPr>
@@ -262,6 +363,7 @@
     <w:p>
       <w:pPr>
         <w:spacing w:after="55" w:line="250" w:lineRule="auto"/>
+        <w:jc w:val="both"/>
       </w:pPr>
       <w:r>
         <w:rPr>
@@ -278,6 +380,7 @@
     <w:p>
       <w:pPr>
         <w:spacing w:after="55" w:line="250" w:lineRule="auto"/>
+        <w:jc w:val="both"/>
       </w:pPr>
       <w:r>
         <w:rPr>
@@ -310,6 +413,7 @@
     <w:p>
       <w:pPr>
         <w:spacing w:after="55" w:line="250" w:lineRule="auto"/>
+        <w:jc w:val="both"/>
       </w:pPr>
       <w:r>
         <w:rPr>
@@ -326,6 +430,7 @@
     <w:p>
       <w:pPr>
         <w:spacing w:after="55" w:line="250" w:lineRule="auto"/>
+        <w:jc w:val="both"/>
       </w:pPr>
       <w:r>
         <w:rPr>
@@ -350,6 +455,7 @@
     <w:p>
       <w:pPr>
         <w:spacing w:after="55" w:line="250" w:lineRule="auto"/>
+        <w:jc w:val="both"/>
       </w:pPr>
       <w:r>
         <w:rPr>
@@ -371,6 +477,7 @@
     <w:p>
       <w:pPr>
         <w:spacing w:after="55" w:line="250" w:lineRule="auto"/>
+        <w:jc w:val="both"/>
       </w:pPr>
       <w:r>
         <w:rPr>
@@ -416,15 +523,34 @@
           <w:sz w:val="21"/>
           <w:szCs w:val="21"/>
         </w:rPr>
-        <w:t>Senior .NET Full Stack Developer</w:t>
-      </w:r>
-      <w:r>
-        <w:rPr>
-          <w:color w:val="4A4A4A"/>
+        <w:t xml:space="preserve">Senior .NET Full Stack </w:t>
+      </w:r>
+      <w:proofErr w:type="gramStart"/>
+      <w:r>
+        <w:rPr>
+          <w:b/>
+          <w:bCs/>
           <w:sz w:val="21"/>
           <w:szCs w:val="21"/>
         </w:rPr>
-        <w:t xml:space="preserve">  |  </w:t>
+        <w:t>Developer</w:t>
+      </w:r>
+      <w:r>
+        <w:rPr>
+          <w:color w:val="4A4A4A"/>
+          <w:sz w:val="21"/>
+          <w:szCs w:val="21"/>
+        </w:rPr>
+        <w:t xml:space="preserve">  |</w:t>
+      </w:r>
+      <w:proofErr w:type="gramEnd"/>
+      <w:r>
+        <w:rPr>
+          <w:color w:val="4A4A4A"/>
+          <w:sz w:val="21"/>
+          <w:szCs w:val="21"/>
+        </w:rPr>
+        <w:t xml:space="preserve">  </w:t>
       </w:r>
       <w:r>
         <w:rPr>
@@ -450,7 +576,51 @@
           <w:sz w:val="19"/>
           <w:szCs w:val="19"/>
         </w:rPr>
-        <w:t>August 2022 – Present  |  India  |  National broadcast media group</w:t>
+        <w:t xml:space="preserve">August 2022 – </w:t>
+      </w:r>
+      <w:proofErr w:type="gramStart"/>
+      <w:r>
+        <w:rPr>
+          <w:i/>
+          <w:iCs/>
+          <w:color w:val="4A4A4A"/>
+          <w:sz w:val="19"/>
+          <w:szCs w:val="19"/>
+        </w:rPr>
+        <w:t>Present  |</w:t>
+      </w:r>
+      <w:proofErr w:type="gramEnd"/>
+      <w:r>
+        <w:rPr>
+          <w:i/>
+          <w:iCs/>
+          <w:color w:val="4A4A4A"/>
+          <w:sz w:val="19"/>
+          <w:szCs w:val="19"/>
+        </w:rPr>
+        <w:t xml:space="preserve">  </w:t>
+      </w:r>
+      <w:proofErr w:type="gramStart"/>
+      <w:r>
+        <w:rPr>
+          <w:i/>
+          <w:iCs/>
+          <w:color w:val="4A4A4A"/>
+          <w:sz w:val="19"/>
+          <w:szCs w:val="19"/>
+        </w:rPr>
+        <w:t>India  |</w:t>
+      </w:r>
+      <w:proofErr w:type="gramEnd"/>
+      <w:r>
+        <w:rPr>
+          <w:i/>
+          <w:iCs/>
+          <w:color w:val="4A4A4A"/>
+          <w:sz w:val="19"/>
+          <w:szCs w:val="19"/>
+        </w:rPr>
+        <w:t xml:space="preserve">  National broadcast media group</w:t>
       </w:r>
     </w:p>
     <w:p>
@@ -461,6 +631,7 @@
           <w:numId w:val="2"/>
         </w:numPr>
         <w:spacing w:after="55" w:line="250" w:lineRule="auto"/>
+        <w:jc w:val="both"/>
       </w:pPr>
       <w:r>
         <w:t>Design and deliver real-time election-data automation systems powering live, public-facing broadcast dashboards under strict accuracy and uptime requirements.</w:t>
@@ -474,6 +645,7 @@
           <w:numId w:val="2"/>
         </w:numPr>
         <w:spacing w:after="55" w:line="250" w:lineRule="auto"/>
+        <w:jc w:val="both"/>
       </w:pPr>
       <w:r>
         <w:t>Built live social-media analytics dashboards integrating the YouTube and Twitter/X APIs, using a distributed collector plus stream-health service architecture for continuous monitoring.</w:t>
@@ -487,9 +659,18 @@
           <w:numId w:val="2"/>
         </w:numPr>
         <w:spacing w:after="55" w:line="250" w:lineRule="auto"/>
-      </w:pPr>
-      <w:r>
-        <w:t>Developed AI-based news processing and content automation using the OpenAI API, integrated AI video-generation APIs into production media pipelines, and implemented speech-to-text and voice-recognition features for newsroom and teleprompter workflows.</w:t>
+        <w:jc w:val="both"/>
+      </w:pPr>
+      <w:r>
+        <w:t xml:space="preserve">Developed AI-based news processing and content automation using the OpenAI API, integrated AI video-generation APIs into production media </w:t>
+      </w:r>
+      <w:proofErr w:type="gramStart"/>
+      <w:r>
+        <w:t>pipelines, and</w:t>
+      </w:r>
+      <w:proofErr w:type="gramEnd"/>
+      <w:r>
+        <w:t xml:space="preserve"> implemented speech-to-text and voice-recognition features for newsroom and teleprompter workflows.</w:t>
       </w:r>
     </w:p>
     <w:p>
@@ -500,9 +681,9 @@
           <w:numId w:val="2"/>
         </w:numPr>
         <w:spacing w:after="55" w:line="250" w:lineRule="auto"/>
-      </w:pPr>
-      <w:r>
-        <w:lastRenderedPageBreak/>
+        <w:jc w:val="both"/>
+      </w:pPr>
+      <w:r>
         <w:t>Optimised SQL Server queries and schema design, improving response times across systems supporting 2,000+ concurrent users.</w:t>
       </w:r>
     </w:p>
@@ -514,8 +695,10 @@
           <w:numId w:val="2"/>
         </w:numPr>
         <w:spacing w:after="55" w:line="250" w:lineRule="auto"/>
-      </w:pPr>
-      <w:r>
+        <w:jc w:val="both"/>
+      </w:pPr>
+      <w:r>
+        <w:lastRenderedPageBreak/>
         <w:t>Architected an RFID warehouse inventory-tracking API (.NET 9, Clean Architecture) with replay-attack protection, API-key authentication, IP whitelisting and full audit logging.</w:t>
       </w:r>
     </w:p>
@@ -527,6 +710,7 @@
           <w:numId w:val="2"/>
         </w:numPr>
         <w:spacing w:after="55" w:line="250" w:lineRule="auto"/>
+        <w:jc w:val="both"/>
       </w:pPr>
       <w:r>
         <w:t>Built an enterprise hardware-monitoring platform on a distributed Collector → Server → API architecture, integrating RAID / BMC / SMART vendor tooling, 35+ versioned SQL migrations and interactive network-topology visualisation.</w:t>
@@ -540,6 +724,7 @@
           <w:numId w:val="2"/>
         </w:numPr>
         <w:spacing w:after="55" w:line="250" w:lineRule="auto"/>
+        <w:jc w:val="both"/>
       </w:pPr>
       <w:r>
         <w:t xml:space="preserve">Designed an internal application gateway and governance portal (.NET 9) with reverse-proxy middleware, JWT auth, device fingerprinting and a </w:t>
@@ -561,6 +746,7 @@
           <w:numId w:val="2"/>
         </w:numPr>
         <w:spacing w:after="55" w:line="250" w:lineRule="auto"/>
+        <w:jc w:val="both"/>
       </w:pPr>
       <w:r>
         <w:t>Led a zero-downtime migration of the legacy ASP.NET Web Forms Stringer Management System to ASP.NET Core (.NET 8) Razor Pages against the live production database, using an additive-only schema strategy with full audit trail and role-based dashboards (</w:t>
@@ -582,9 +768,18 @@
           <w:numId w:val="2"/>
         </w:numPr>
         <w:spacing w:after="55" w:line="250" w:lineRule="auto"/>
-      </w:pPr>
-      <w:r>
-        <w:t>Established GitHub Actions CI/CD pipelines for automated build and deployment, and manage production applications on IIS including code signing and release pipelines.</w:t>
+        <w:jc w:val="both"/>
+      </w:pPr>
+      <w:r>
+        <w:t xml:space="preserve">Established GitHub Actions CI/CD pipelines for automated build and </w:t>
+      </w:r>
+      <w:proofErr w:type="gramStart"/>
+      <w:r>
+        <w:t>deployment, and</w:t>
+      </w:r>
+      <w:proofErr w:type="gramEnd"/>
+      <w:r>
+        <w:t xml:space="preserve"> manage production applications on IIS including code signing and release pipelines.</w:t>
       </w:r>
     </w:p>
     <w:p>
@@ -595,6 +790,7 @@
           <w:numId w:val="2"/>
         </w:numPr>
         <w:spacing w:after="55" w:line="250" w:lineRule="auto"/>
+        <w:jc w:val="both"/>
       </w:pPr>
       <w:r>
         <w:t>Delivered further internal enterprise systems — Exit Management (full-and-final settlement), Asset Management, an SMS automation platform, and an event pass-verification system secured with OTP authentication and RSA digital signing.</w:t>
@@ -612,15 +808,34 @@
           <w:sz w:val="21"/>
           <w:szCs w:val="21"/>
         </w:rPr>
-        <w:t>.NET Developer</w:t>
-      </w:r>
-      <w:r>
-        <w:rPr>
-          <w:color w:val="4A4A4A"/>
+        <w:t xml:space="preserve">.NET </w:t>
+      </w:r>
+      <w:proofErr w:type="gramStart"/>
+      <w:r>
+        <w:rPr>
+          <w:b/>
+          <w:bCs/>
           <w:sz w:val="21"/>
           <w:szCs w:val="21"/>
         </w:rPr>
-        <w:t xml:space="preserve">  |  </w:t>
+        <w:t>Developer</w:t>
+      </w:r>
+      <w:r>
+        <w:rPr>
+          <w:color w:val="4A4A4A"/>
+          <w:sz w:val="21"/>
+          <w:szCs w:val="21"/>
+        </w:rPr>
+        <w:t xml:space="preserve">  |</w:t>
+      </w:r>
+      <w:proofErr w:type="gramEnd"/>
+      <w:r>
+        <w:rPr>
+          <w:color w:val="4A4A4A"/>
+          <w:sz w:val="21"/>
+          <w:szCs w:val="21"/>
+        </w:rPr>
+        <w:t xml:space="preserve">  </w:t>
       </w:r>
       <w:r>
         <w:rPr>
@@ -646,7 +861,51 @@
           <w:sz w:val="19"/>
           <w:szCs w:val="19"/>
         </w:rPr>
-        <w:t>October 2017 – December 2021  |  India  |  Education technology</w:t>
+        <w:t xml:space="preserve">October 2017 – December </w:t>
+      </w:r>
+      <w:proofErr w:type="gramStart"/>
+      <w:r>
+        <w:rPr>
+          <w:i/>
+          <w:iCs/>
+          <w:color w:val="4A4A4A"/>
+          <w:sz w:val="19"/>
+          <w:szCs w:val="19"/>
+        </w:rPr>
+        <w:t>2021  |</w:t>
+      </w:r>
+      <w:proofErr w:type="gramEnd"/>
+      <w:r>
+        <w:rPr>
+          <w:i/>
+          <w:iCs/>
+          <w:color w:val="4A4A4A"/>
+          <w:sz w:val="19"/>
+          <w:szCs w:val="19"/>
+        </w:rPr>
+        <w:t xml:space="preserve">  </w:t>
+      </w:r>
+      <w:proofErr w:type="gramStart"/>
+      <w:r>
+        <w:rPr>
+          <w:i/>
+          <w:iCs/>
+          <w:color w:val="4A4A4A"/>
+          <w:sz w:val="19"/>
+          <w:szCs w:val="19"/>
+        </w:rPr>
+        <w:t>India  |</w:t>
+      </w:r>
+      <w:proofErr w:type="gramEnd"/>
+      <w:r>
+        <w:rPr>
+          <w:i/>
+          <w:iCs/>
+          <w:color w:val="4A4A4A"/>
+          <w:sz w:val="19"/>
+          <w:szCs w:val="19"/>
+        </w:rPr>
+        <w:t xml:space="preserve">  Education technology</w:t>
       </w:r>
     </w:p>
     <w:p>
@@ -657,6 +916,7 @@
           <w:numId w:val="2"/>
         </w:numPr>
         <w:spacing w:after="55" w:line="250" w:lineRule="auto"/>
+        <w:jc w:val="both"/>
       </w:pPr>
       <w:r>
         <w:t>Led the digitisation of university result and academic-record systems, migrating legacy applications and paper-based processes onto modern .NET web platforms and improved coding standards.</w:t>
@@ -670,6 +930,7 @@
           <w:numId w:val="2"/>
         </w:numPr>
         <w:spacing w:after="55" w:line="250" w:lineRule="auto"/>
+        <w:jc w:val="both"/>
       </w:pPr>
       <w:r>
         <w:t>Developed academic certificate generation and online verification portals used across university stakeholder groups.</w:t>
@@ -683,6 +944,7 @@
           <w:numId w:val="2"/>
         </w:numPr>
         <w:spacing w:after="55" w:line="250" w:lineRule="auto"/>
+        <w:jc w:val="both"/>
       </w:pPr>
       <w:r>
         <w:t>Built student result-processing and entrance-exam automation systems handling large institutional datasets.</w:t>
@@ -696,6 +958,7 @@
           <w:numId w:val="2"/>
         </w:numPr>
         <w:spacing w:after="55" w:line="250" w:lineRule="auto"/>
+        <w:jc w:val="both"/>
       </w:pPr>
       <w:r>
         <w:t>Designed secure document management and acknowledgement systems for sensitive academic records.</w:t>
@@ -725,6 +988,7 @@
       <w:pPr>
         <w:keepNext/>
         <w:spacing w:before="120"/>
+        <w:jc w:val="both"/>
       </w:pPr>
       <w:r>
         <w:rPr>
@@ -734,6 +998,7 @@
         <w:t>Live AI Fact-Checker Browser Extension (</w:t>
       </w:r>
       <w:proofErr w:type="spellStart"/>
+      <w:proofErr w:type="gramStart"/>
       <w:r>
         <w:rPr>
           <w:b/>
@@ -757,12 +1022,24 @@
           <w:sz w:val="19"/>
           <w:szCs w:val="19"/>
         </w:rPr>
-        <w:t xml:space="preserve">  —  JavaScript, Manifest V3, multi-provider LLM</w:t>
+        <w:t xml:space="preserve">  —</w:t>
+      </w:r>
+      <w:proofErr w:type="gramEnd"/>
+      <w:r>
+        <w:rPr>
+          <w:i/>
+          <w:iCs/>
+          <w:color w:val="4A4A4A"/>
+          <w:sz w:val="19"/>
+          <w:szCs w:val="19"/>
+        </w:rPr>
+        <w:t xml:space="preserve">  JavaScript, Manifest V3, multi-provider LLM</w:t>
       </w:r>
     </w:p>
     <w:p>
       <w:pPr>
         <w:spacing w:before="20" w:line="250" w:lineRule="auto"/>
+        <w:jc w:val="both"/>
       </w:pPr>
       <w:r>
         <w:t xml:space="preserve">Real-time extension that transcribes live speech (Web Speech API / </w:t>
@@ -788,13 +1065,22 @@
       <w:pPr>
         <w:keepNext/>
         <w:spacing w:before="120"/>
-      </w:pPr>
-      <w:r>
-        <w:rPr>
-          <w:b/>
-          <w:bCs/>
-        </w:rPr>
-        <w:t>Real-Time 3D Racing Game (Nitro Rush)</w:t>
+        <w:jc w:val="both"/>
+      </w:pPr>
+      <w:r>
+        <w:rPr>
+          <w:b/>
+          <w:bCs/>
+        </w:rPr>
+        <w:t xml:space="preserve">Real-Time 3D Racing Game (Nitro </w:t>
+      </w:r>
+      <w:proofErr w:type="gramStart"/>
+      <w:r>
+        <w:rPr>
+          <w:b/>
+          <w:bCs/>
+        </w:rPr>
+        <w:t>Rush)</w:t>
       </w:r>
       <w:r>
         <w:rPr>
@@ -804,12 +1090,24 @@
           <w:sz w:val="19"/>
           <w:szCs w:val="19"/>
         </w:rPr>
-        <w:t xml:space="preserve">  —  Three.js, Rapier (Rust/WASM physics), Vite</w:t>
+        <w:t xml:space="preserve">  —</w:t>
+      </w:r>
+      <w:proofErr w:type="gramEnd"/>
+      <w:r>
+        <w:rPr>
+          <w:i/>
+          <w:iCs/>
+          <w:color w:val="4A4A4A"/>
+          <w:sz w:val="19"/>
+          <w:szCs w:val="19"/>
+        </w:rPr>
+        <w:t xml:space="preserve">  Three.js, Rapier (Rust/WASM physics), Vite</w:t>
       </w:r>
     </w:p>
     <w:p>
       <w:pPr>
         <w:spacing w:before="20" w:line="250" w:lineRule="auto"/>
+        <w:jc w:val="both"/>
       </w:pPr>
       <w:r>
         <w:t xml:space="preserve">Browser-based arcade racer built on a WASM physics engine, featuring a </w:t>
@@ -867,7 +1165,29 @@
           <w:sz w:val="19"/>
           <w:szCs w:val="19"/>
         </w:rPr>
-        <w:t>Government P.G. College, Ambala Cantt, India  |  Graduated 2016</w:t>
+        <w:t xml:space="preserve">Government P.G. College, Ambala Cantt, </w:t>
+      </w:r>
+      <w:proofErr w:type="gramStart"/>
+      <w:r>
+        <w:rPr>
+          <w:i/>
+          <w:iCs/>
+          <w:color w:val="4A4A4A"/>
+          <w:sz w:val="19"/>
+          <w:szCs w:val="19"/>
+        </w:rPr>
+        <w:t>India  |</w:t>
+      </w:r>
+      <w:proofErr w:type="gramEnd"/>
+      <w:r>
+        <w:rPr>
+          <w:i/>
+          <w:iCs/>
+          <w:color w:val="4A4A4A"/>
+          <w:sz w:val="19"/>
+          <w:szCs w:val="19"/>
+        </w:rPr>
+        <w:t xml:space="preserve">  Graduated 2016</w:t>
       </w:r>
     </w:p>
     <w:p>
@@ -893,6 +1213,7 @@
     <w:p>
       <w:pPr>
         <w:spacing w:after="55" w:line="250" w:lineRule="auto"/>
+        <w:jc w:val="both"/>
       </w:pPr>
       <w:r>
         <w:rPr>
@@ -909,6 +1230,7 @@
     <w:p>
       <w:pPr>
         <w:spacing w:after="55" w:line="250" w:lineRule="auto"/>
+        <w:jc w:val="both"/>
       </w:pPr>
       <w:r>
         <w:rPr>
@@ -925,6 +1247,7 @@
     <w:p>
       <w:pPr>
         <w:spacing w:after="55" w:line="250" w:lineRule="auto"/>
+        <w:jc w:val="both"/>
       </w:pPr>
       <w:r>
         <w:rPr>
@@ -941,6 +1264,7 @@
     <w:p>
       <w:pPr>
         <w:spacing w:after="55" w:line="250" w:lineRule="auto"/>
+        <w:jc w:val="both"/>
       </w:pPr>
       <w:r>
         <w:rPr>
